--- a/Project-Report-Outline.docx
+++ b/Project-Report-Outline.docx
@@ -295,7 +295,238 @@
         <w:t xml:space="preserve">(Gentili et al. 2021; Mack et al. 2000)</w:t>
       </w:r>
       <w:r>
-        <w:t xml:space="preserve">. Invasive species can also carry parasites and pathogens that spill over into native wildlife, compounding the damage furtherndefined [</w:t>
+        <w:t xml:space="preserve">. Invasive species can also carry parasites and pathogens that spill over into native wildlife, compounding the damage furtherndefined</w:t>
+      </w:r>
+      <w:r>
+        <w:t xml:space="preserve"> </w:t>
+      </w:r>
+      <w:r>
+        <w:t xml:space="preserve">(United States Department of Agriculture 2024)</w:t>
+      </w:r>
+    </w:p>
+    <w:p>
+      <w:pPr>
+        <w:pStyle w:val="BodyText"/>
+      </w:pPr>
+      <w:r>
+        <w:t xml:space="preserve">Beyond the ecological toll, invasive species impose enormous economic costs</w:t>
+      </w:r>
+      <w:r>
+        <w:t xml:space="preserve"> </w:t>
+      </w:r>
+      <w:r>
+        <w:t xml:space="preserve">(Diagne et al. 2021)</w:t>
+      </w:r>
+      <w:r>
+        <w:t xml:space="preserve">. Agricultural industries lose billions of dollars annually to crop damage from invasive pests and weeds</w:t>
+      </w:r>
+      <w:r>
+        <w:t xml:space="preserve"> </w:t>
+      </w:r>
+      <w:r>
+        <w:t xml:space="preserve">(Diagne et al. 2021)</w:t>
+      </w:r>
+      <w:r>
+        <w:t xml:space="preserve">. Forestry operations contend with invasive insects and diseases that kill commercially valuable trees</w:t>
+      </w:r>
+      <w:r>
+        <w:t xml:space="preserve"> </w:t>
+      </w:r>
+      <w:r>
+        <w:t xml:space="preserve">(Mack et al. 2000)</w:t>
+      </w:r>
+      <w:r>
+        <w:t xml:space="preserve">. Water infrastructure is disrupted by organisms like zebra mussels that clog intake pipes and alter aquatic chemistry</w:t>
+      </w:r>
+      <w:r>
+        <w:t xml:space="preserve"> </w:t>
+      </w:r>
+      <w:r>
+        <w:t xml:space="preserve">(United States Department of Agriculture 2024)</w:t>
+      </w:r>
+      <w:r>
+        <w:t xml:space="preserve">. And the cost of active management — detection, treatment, removal, and restoration — adds yet another layer to the financial burden</w:t>
+      </w:r>
+      <w:r>
+        <w:t xml:space="preserve"> </w:t>
+      </w:r>
+      <w:r>
+        <w:t xml:space="preserve">(Diagne et al. 2021; Leung et al. 2002)</w:t>
+      </w:r>
+      <w:r>
+        <w:t xml:space="preserve">. In densely populated and ecologically diverse states like New York, these costs are felt across sectors and communities</w:t>
+      </w:r>
+      <w:r>
+        <w:t xml:space="preserve"> </w:t>
+      </w:r>
+      <w:r>
+        <w:t xml:space="preserve">(New York State Department of Environmental Conservation 2024)</w:t>
+      </w:r>
+      <w:r>
+        <w:t xml:space="preserve">.</w:t>
+      </w:r>
+    </w:p>
+    <w:p>
+      <w:pPr>
+        <w:pStyle w:val="BodyText"/>
+      </w:pPr>
+      <w:r>
+        <w:t xml:space="preserve">New York is particularly exposed to invasive species pressure for several interconnected reasons</w:t>
+      </w:r>
+      <w:r>
+        <w:t xml:space="preserve"> </w:t>
+      </w:r>
+      <w:r>
+        <w:t xml:space="preserve">(New York State Department of Environmental Conservation 2024)</w:t>
+      </w:r>
+      <w:r>
+        <w:t xml:space="preserve">. It sits at the hub of one of the busiest transportation networks on the eastern seaboard, with major ports, airports, highways, and rail lines that move enormous volumes of goods and people</w:t>
+      </w:r>
+      <w:r>
+        <w:t xml:space="preserve"> </w:t>
+      </w:r>
+      <w:r>
+        <w:t xml:space="preserve">(New York State Department of Environmental Conservation 2024)</w:t>
+      </w:r>
+      <w:r>
+        <w:t xml:space="preserve">. Its landscape spans a remarkable range of ecosystems — coastal wetlands, deciduous forests, alpine zones, freshwater river systems — each of which represents a potential foothold for a different suite of invasive organisms</w:t>
+      </w:r>
+      <w:r>
+        <w:t xml:space="preserve"> </w:t>
+      </w:r>
+      <w:r>
+        <w:t xml:space="preserve">(New York State Department of Environmental Conservation 2024)</w:t>
+      </w:r>
+      <w:r>
+        <w:t xml:space="preserve">. And its long history of settlement, agriculture, and land use transformation has already altered many native habitats in ways that make them more vulnerable to invasion</w:t>
+      </w:r>
+      <w:r>
+        <w:t xml:space="preserve"> </w:t>
+      </w:r>
+      <w:r>
+        <w:t xml:space="preserve">(Gentili et al. 2021)</w:t>
+      </w:r>
+      <w:r>
+        <w:t xml:space="preserve">. Put all of that together, and it becomes clear why New York has invested significantly in building a statewide infrastructure for invasive species management</w:t>
+      </w:r>
+      <w:r>
+        <w:t xml:space="preserve"> </w:t>
+      </w:r>
+      <w:r>
+        <w:t xml:space="preserve">(New York State Department of Environmental Conservation 2024)</w:t>
+      </w:r>
+      <w:r>
+        <w:t xml:space="preserve">.</w:t>
+      </w:r>
+    </w:p>
+    <w:bookmarkEnd w:id="23"/>
+    <w:bookmarkStart w:id="24" w:name="X66ba1014368c31aee049b2bc1afbf0f32e2e188"/>
+    <w:p>
+      <w:pPr>
+        <w:pStyle w:val="Heading2"/>
+      </w:pPr>
+      <w:r>
+        <w:t xml:space="preserve">Background on NYS DEC Invasive Species Programs and the PRISM System</w:t>
+      </w:r>
+    </w:p>
+    <w:p>
+      <w:pPr>
+        <w:pStyle w:val="FirstParagraph"/>
+      </w:pPr>
+      <w:r>
+        <w:t xml:space="preserve">The New York State Department of Environmental Conservation (DEC) works with many groups — such as resource managers, non-profit organizations, industry workers, recreation groups, and other state agencies — to deal with invasive species</w:t>
+      </w:r>
+      <w:r>
+        <w:t xml:space="preserve"> </w:t>
+      </w:r>
+      <w:r>
+        <w:t xml:space="preserve">(New York State Department of Environmental Conservation 2024)</w:t>
+      </w:r>
+      <w:r>
+        <w:t xml:space="preserve">. To help with this work, New York created eight Partnerships for Regional Invasive Species Management (PRISMs)</w:t>
+      </w:r>
+      <w:r>
+        <w:t xml:space="preserve"> </w:t>
+      </w:r>
+      <w:r>
+        <w:t xml:space="preserve">(New York State Department of Environmental Conservation 2024)</w:t>
+      </w:r>
+      <w:r>
+        <w:t xml:space="preserve">. These PRISMs cover the entire state and help reduce the damage invasive species cause to New York’s environment</w:t>
+      </w:r>
+      <w:r>
+        <w:t xml:space="preserve"> </w:t>
+      </w:r>
+      <w:r>
+        <w:t xml:space="preserve">(New York State Department of Environmental Conservation 2016)</w:t>
+      </w:r>
+      <w:r>
+        <w:t xml:space="preserve">. PRISMs were formed and funded under New York State law (Environmental Conservation Law 9-1705)</w:t>
+      </w:r>
+      <w:r>
+        <w:t xml:space="preserve"> </w:t>
+      </w:r>
+      <w:r>
+        <w:t xml:space="preserve">(New York State Department of Environmental Conservation 2024)</w:t>
+      </w:r>
+      <w:r>
+        <w:t xml:space="preserve">.</w:t>
+      </w:r>
+    </w:p>
+    <w:p>
+      <w:pPr>
+        <w:pStyle w:val="BodyText"/>
+      </w:pPr>
+      <w:r>
+        <w:t xml:space="preserve">PRISMs are groups of partners who work together to manage invasive species in different regions of New York</w:t>
+      </w:r>
+      <w:r>
+        <w:t xml:space="preserve"> </w:t>
+      </w:r>
+      <w:r>
+        <w:t xml:space="preserve">(New York State Department of Environmental Conservation 2016)</w:t>
+      </w:r>
+      <w:r>
+        <w:t xml:space="preserve">. They include people from federal and state agencies, environmental groups, scientists, industry, outdoor recreation, and local community members</w:t>
+      </w:r>
+      <w:r>
+        <w:t xml:space="preserve"> </w:t>
+      </w:r>
+      <w:r>
+        <w:t xml:space="preserve">(New York State Department of Environmental Conservation 2024)</w:t>
+      </w:r>
+      <w:r>
+        <w:t xml:space="preserve">. The DEC supports each PRISM through the Environmental Protection Fund, giving money to the organizations that host and coordinate them</w:t>
+      </w:r>
+      <w:r>
+        <w:t xml:space="preserve"> </w:t>
+      </w:r>
+      <w:r>
+        <w:t xml:space="preserve">(New York State Department of Environmental Conservation 2024, 2016)</w:t>
+      </w:r>
+      <w:r>
+        <w:t xml:space="preserve">.</w:t>
+      </w:r>
+    </w:p>
+    <w:bookmarkEnd w:id="24"/>
+    <w:bookmarkStart w:id="25" w:name="X8640c08d6f37e7864e32c89ffe58d6a0d55282a"/>
+    <w:p>
+      <w:pPr>
+        <w:pStyle w:val="Heading2"/>
+      </w:pPr>
+      <w:r>
+        <w:t xml:space="preserve">PRISMs carry out many important tasks, including:</w:t>
+      </w:r>
+    </w:p>
+    <w:p>
+      <w:pPr>
+        <w:pStyle w:val="FirstParagraph"/>
+      </w:pPr>
+      <w:r>
+        <w:t xml:space="preserve">Since 2013, the DEC has contracted organizations to run all eight PRISMs across the state, which plan and coordinate regional invasive species management while bringing partners together statewide</w:t>
+      </w:r>
+      <w:r>
+        <w:t xml:space="preserve"> </w:t>
       </w:r>
       <w:r>
         <w:t xml:space="preserve">(</w:t>
@@ -305,406 +536,67 @@
           <w:b/>
           <w:bCs/>
         </w:rPr>
-        <w:t xml:space="preserve">us?</w:t>
+        <w:t xml:space="preserve">NYSDEC2016?</w:t>
       </w:r>
       <w:r>
         <w:t xml:space="preserve">)</w:t>
       </w:r>
-    </w:p>
-    <w:p>
-      <w:pPr>
-        <w:pStyle w:val="BodyText"/>
-      </w:pPr>
-      <w:r>
-        <w:t xml:space="preserve">Beyond the ecological toll, invasive species impose enormous economic costs</w:t>
-      </w:r>
-      <w:r>
-        <w:t xml:space="preserve"> </w:t>
-      </w:r>
-      <w:r>
-        <w:t xml:space="preserve">(Diagne et al. 2021)</w:t>
-      </w:r>
-      <w:r>
-        <w:t xml:space="preserve">. Agricultural industries lose billions of dollars annually to crop damage from invasive pests and weeds</w:t>
-      </w:r>
-      <w:r>
-        <w:t xml:space="preserve"> </w:t>
-      </w:r>
-      <w:r>
-        <w:t xml:space="preserve">(Diagne et al. 2021)</w:t>
-      </w:r>
-      <w:r>
-        <w:t xml:space="preserve">. Forestry operations contend with invasive insects and diseases that kill commercially valuable trees</w:t>
-      </w:r>
-      <w:r>
-        <w:t xml:space="preserve"> </w:t>
-      </w:r>
-      <w:r>
-        <w:t xml:space="preserve">(Mack et al. 2000)</w:t>
-      </w:r>
-      <w:r>
-        <w:t xml:space="preserve">. Water infrastructure is disrupted by organisms like zebra mussels that clog intake pipes and alter aquatic chemistry</w:t>
-      </w:r>
-      <w:r>
-        <w:t xml:space="preserve"> </w:t>
-      </w:r>
-      <w:r>
-        <w:t xml:space="preserve">(United States Department of Agriculture 2024)</w:t>
-      </w:r>
-      <w:r>
-        <w:t xml:space="preserve">. And the cost of active management — detection, treatment, removal, and restoration — adds yet another layer to the financial burden</w:t>
-      </w:r>
-      <w:r>
-        <w:t xml:space="preserve"> </w:t>
-      </w:r>
-      <w:r>
-        <w:t xml:space="preserve">(Diagne et al. 2021; Leung et al. 2002)</w:t>
-      </w:r>
-      <w:r>
-        <w:t xml:space="preserve">. In densely populated and ecologically diverse states like New York, these costs are felt across sectors and communities</w:t>
-      </w:r>
-      <w:r>
-        <w:t xml:space="preserve"> </w:t>
-      </w:r>
-      <w:r>
-        <w:t xml:space="preserve">(New York State Department of Environmental Conservation 2024)</w:t>
-      </w:r>
-      <w:r>
-        <w:t xml:space="preserve">.</w:t>
-      </w:r>
-    </w:p>
-    <w:p>
-      <w:pPr>
-        <w:pStyle w:val="BodyText"/>
-      </w:pPr>
-      <w:r>
-        <w:t xml:space="preserve">New York is particularly exposed to invasive species pressure for several interconnected reasons</w:t>
-      </w:r>
-      <w:r>
-        <w:t xml:space="preserve"> </w:t>
-      </w:r>
-      <w:r>
-        <w:t xml:space="preserve">(New York State Department of Environmental Conservation 2024)</w:t>
-      </w:r>
-      <w:r>
-        <w:t xml:space="preserve">. It sits at the hub of one of the busiest transportation networks on the eastern seaboard, with major ports, airports, highways, and rail lines that move enormous volumes of goods and people</w:t>
-      </w:r>
-      <w:r>
-        <w:t xml:space="preserve"> </w:t>
-      </w:r>
-      <w:r>
-        <w:t xml:space="preserve">(New York State Department of Environmental Conservation 2024)</w:t>
-      </w:r>
-      <w:r>
-        <w:t xml:space="preserve">. Its landscape spans a remarkable range of ecosystems — coastal wetlands, deciduous forests, alpine zones, freshwater river systems — each of which represents a potential foothold for a different suite of invasive organisms</w:t>
-      </w:r>
-      <w:r>
-        <w:t xml:space="preserve"> </w:t>
-      </w:r>
-      <w:r>
-        <w:t xml:space="preserve">(New York State Department of Environmental Conservation 2024)</w:t>
-      </w:r>
-      <w:r>
-        <w:t xml:space="preserve">. And its long history of settlement, agriculture, and land use transformation has already altered many native habitats in ways that make them more vulnerable to invasion</w:t>
-      </w:r>
-      <w:r>
-        <w:t xml:space="preserve"> </w:t>
-      </w:r>
-      <w:r>
-        <w:t xml:space="preserve">(Gentili et al. 2021)</w:t>
-      </w:r>
-      <w:r>
-        <w:t xml:space="preserve">. Put all of that together, and it becomes clear why New York has invested significantly in building a statewide infrastructure for invasive species management</w:t>
-      </w:r>
-      <w:r>
-        <w:t xml:space="preserve"> </w:t>
-      </w:r>
-      <w:r>
-        <w:t xml:space="preserve">(New York State Department of Environmental Conservation 2024)</w:t>
-      </w:r>
-      <w:r>
-        <w:t xml:space="preserve">.</w:t>
-      </w:r>
-    </w:p>
-    <w:bookmarkEnd w:id="23"/>
-    <w:bookmarkStart w:id="24" w:name="X66ba1014368c31aee049b2bc1afbf0f32e2e188"/>
-    <w:p>
-      <w:pPr>
-        <w:pStyle w:val="Heading2"/>
-      </w:pPr>
-      <w:r>
-        <w:t xml:space="preserve">Background on NYS DEC Invasive Species Programs and the PRISM System</w:t>
-      </w:r>
-    </w:p>
-    <w:p>
-      <w:pPr>
-        <w:pStyle w:val="FirstParagraph"/>
-      </w:pPr>
-      <w:r>
-        <w:t xml:space="preserve">The New York State Department of Environmental Conservation (DEC) works with many groups — such as resource managers, non-profit organizations, industry workers, recreation groups, and other state agencies — to deal with invasive species</w:t>
-      </w:r>
-      <w:r>
-        <w:t xml:space="preserve"> </w:t>
-      </w:r>
-      <w:r>
-        <w:t xml:space="preserve">(New York State Department of Environmental Conservation 2024)</w:t>
-      </w:r>
-      <w:r>
-        <w:t xml:space="preserve">. To help with this work, New York created eight Partnerships for Regional Invasive Species Management (PRISMs)</w:t>
-      </w:r>
-      <w:r>
-        <w:t xml:space="preserve"> </w:t>
-      </w:r>
-      <w:r>
-        <w:t xml:space="preserve">(New York State Department of Environmental Conservation 2024)</w:t>
-      </w:r>
-      <w:r>
-        <w:t xml:space="preserve">. These PRISMs cover the entire state and help reduce the damage invasive species cause to New York’s environment</w:t>
-      </w:r>
-      <w:r>
-        <w:t xml:space="preserve"> </w:t>
-      </w:r>
-      <w:r>
-        <w:t xml:space="preserve">(New York State Department of Environmental Conservation 2016)</w:t>
-      </w:r>
-      <w:r>
-        <w:t xml:space="preserve">. PRISMs were formed and funded under New York State law (Environmental Conservation Law 9-1705)</w:t>
-      </w:r>
-      <w:r>
-        <w:t xml:space="preserve"> </w:t>
-      </w:r>
-      <w:r>
-        <w:t xml:space="preserve">(New York State Department of Environmental Conservation 2024)</w:t>
-      </w:r>
-      <w:r>
-        <w:t xml:space="preserve">.</w:t>
-      </w:r>
-    </w:p>
-    <w:p>
-      <w:pPr>
-        <w:pStyle w:val="BodyText"/>
-      </w:pPr>
-      <w:r>
-        <w:t xml:space="preserve">PRISMs are groups of partners who work together to manage invasive species in different regions of New York</w:t>
-      </w:r>
-      <w:r>
-        <w:t xml:space="preserve"> </w:t>
-      </w:r>
-      <w:r>
-        <w:t xml:space="preserve">(New York State Department of Environmental Conservation 2016)</w:t>
-      </w:r>
-      <w:r>
-        <w:t xml:space="preserve">. They include people from federal and state agencies, environmental groups, scientists, industry, outdoor recreation, and local community members</w:t>
-      </w:r>
-      <w:r>
-        <w:t xml:space="preserve"> </w:t>
-      </w:r>
-      <w:r>
-        <w:t xml:space="preserve">(New York State Department of Environmental Conservation 2024)</w:t>
-      </w:r>
-      <w:r>
-        <w:t xml:space="preserve">. The DEC supports each PRISM through the Environmental Protection Fund, giving money to the organizations that host and coordinate them</w:t>
-      </w:r>
-      <w:r>
-        <w:t xml:space="preserve"> </w:t>
-      </w:r>
-      <w:r>
-        <w:t xml:space="preserve">(New York State Department of Environmental Conservation 2024, 2016)</w:t>
-      </w:r>
-      <w:r>
-        <w:t xml:space="preserve">.</w:t>
-      </w:r>
-    </w:p>
-    <w:bookmarkEnd w:id="24"/>
-    <w:bookmarkStart w:id="25" w:name="X8640c08d6f37e7864e32c89ffe58d6a0d55282a"/>
-    <w:p>
-      <w:pPr>
-        <w:pStyle w:val="Heading2"/>
-      </w:pPr>
-      <w:r>
-        <w:t xml:space="preserve">PRISMs carry out many important tasks, including:</w:t>
-      </w:r>
-    </w:p>
-    <w:p>
-      <w:pPr>
-        <w:pStyle w:val="FirstParagraph"/>
-      </w:pPr>
-      <w:r>
-        <w:t xml:space="preserve">Planning invasive species management for their region</w:t>
-      </w:r>
-      <w:r>
-        <w:t xml:space="preserve"> </w:t>
-      </w:r>
-      <w:r>
-        <w:t xml:space="preserve">(New York State Department of Environmental Conservation 2016)</w:t>
-      </w:r>
-    </w:p>
-    <w:p>
-      <w:pPr>
-        <w:pStyle w:val="BodyText"/>
-      </w:pPr>
-      <w:r>
-        <w:t xml:space="preserve">Running programs that help prevent new invasive species</w:t>
-      </w:r>
-      <w:r>
-        <w:t xml:space="preserve"> </w:t>
-      </w:r>
-      <w:r>
-        <w:t xml:space="preserve">(New York State Department of Environmental Conservation 2016)</w:t>
-      </w:r>
-    </w:p>
-    <w:p>
-      <w:pPr>
-        <w:pStyle w:val="BodyText"/>
-      </w:pPr>
-      <w:r>
-        <w:t xml:space="preserve">Surveying and mapping where invasive species are found</w:t>
-      </w:r>
-      <w:r>
-        <w:t xml:space="preserve"> </w:t>
-      </w:r>
-      <w:r>
-        <w:t xml:space="preserve">(New York State Department of Environmental Conservation 2024)</w:t>
-      </w:r>
-    </w:p>
-    <w:p>
-      <w:pPr>
-        <w:pStyle w:val="BodyText"/>
-      </w:pPr>
-      <w:r>
-        <w:t xml:space="preserve">Finding new invasions early and responding quickly</w:t>
-      </w:r>
-      <w:r>
-        <w:t xml:space="preserve"> </w:t>
-      </w:r>
-      <w:r>
-        <w:t xml:space="preserve">(New York State Department of Environmental Conservation 2016)</w:t>
-      </w:r>
-    </w:p>
-    <w:p>
-      <w:pPr>
-        <w:pStyle w:val="BodyText"/>
-      </w:pPr>
-      <w:r>
-        <w:t xml:space="preserve">Carrying out control and removal projects</w:t>
-      </w:r>
-      <w:r>
-        <w:t xml:space="preserve"> </w:t>
-      </w:r>
-      <w:r>
-        <w:t xml:space="preserve">(New York State Department of Environmental Conservation 2016)</w:t>
-      </w:r>
-    </w:p>
-    <w:p>
-      <w:pPr>
-        <w:pStyle w:val="BodyText"/>
-      </w:pPr>
-      <w:r>
-        <w:t xml:space="preserve">Restoring and monitoring habitats after treatment</w:t>
-      </w:r>
-      <w:r>
-        <w:t xml:space="preserve"> </w:t>
-      </w:r>
-      <w:r>
-        <w:t xml:space="preserve">(New York State Department of Environmental Conservation 2024)</w:t>
-      </w:r>
-    </w:p>
-    <w:p>
-      <w:pPr>
-        <w:pStyle w:val="BodyText"/>
-      </w:pPr>
-      <w:r>
-        <w:t xml:space="preserve">Teaching people about invasive species and their impacts</w:t>
-      </w:r>
-      <w:r>
-        <w:t xml:space="preserve"> </w:t>
-      </w:r>
-      <w:r>
-        <w:t xml:space="preserve">(New York State Department of Environmental Conservation 2024)</w:t>
-      </w:r>
-    </w:p>
-    <w:p>
-      <w:pPr>
-        <w:pStyle w:val="BodyText"/>
-      </w:pPr>
-      <w:r>
-        <w:t xml:space="preserve">Bringing partners together to coordinate work</w:t>
-      </w:r>
-      <w:r>
-        <w:t xml:space="preserve"> </w:t>
-      </w:r>
-      <w:r>
-        <w:t xml:space="preserve">(New York State Department of Environmental Conservation 2016)</w:t>
-      </w:r>
-    </w:p>
-    <w:p>
-      <w:pPr>
-        <w:pStyle w:val="BodyText"/>
-      </w:pPr>
-      <w:r>
-        <w:t xml:space="preserve">Recruiting and training volunteers</w:t>
-      </w:r>
-      <w:r>
-        <w:t xml:space="preserve"> </w:t>
-      </w:r>
-      <w:r>
-        <w:t xml:space="preserve">(New York State Department of Environmental Conservation 2024)</w:t>
-      </w:r>
-    </w:p>
-    <w:p>
-      <w:pPr>
-        <w:pStyle w:val="BodyText"/>
-      </w:pPr>
-      <w:r>
-        <w:t xml:space="preserve">Supporting research through citizen science with the Invasive Species Research Institute</w:t>
-      </w:r>
-      <w:r>
-        <w:t xml:space="preserve"> </w:t>
-      </w:r>
-      <w:r>
-        <w:t xml:space="preserve">(New York State Department of Environmental Conservation 2024)</w:t>
-      </w:r>
-    </w:p>
-    <w:p>
-      <w:pPr>
-        <w:pStyle w:val="BodyText"/>
-      </w:pPr>
-      <w:r>
-        <w:t xml:space="preserve">Reporting invasive species sightings to iMapInvasives</w:t>
-      </w:r>
-      <w:r>
-        <w:t xml:space="preserve"> </w:t>
-      </w:r>
-      <w:r>
-        <w:t xml:space="preserve">(New York State Department of Environmental Conservation 2024)</w:t>
-      </w:r>
-    </w:p>
-    <w:p>
-      <w:pPr>
-        <w:pStyle w:val="BodyText"/>
-      </w:pPr>
-      <w:r>
-        <w:t xml:space="preserve">Providing education and outreach to communities</w:t>
-      </w:r>
-      <w:r>
-        <w:t xml:space="preserve"> </w:t>
-      </w:r>
-      <w:r>
-        <w:t xml:space="preserve">(New York State Department of Environmental Conservation 2016)</w:t>
-      </w:r>
-    </w:p>
-    <w:p>
-      <w:pPr>
-        <w:pStyle w:val="BodyText"/>
-      </w:pPr>
-      <w:r>
-        <w:t xml:space="preserve">Since 2013, the DEC has contracted organizations to run all eight PRISMs across the state</w:t>
-      </w:r>
-      <w:r>
-        <w:t xml:space="preserve"> </w:t>
-      </w:r>
-      <w:r>
-        <w:t xml:space="preserve">(New York State Department of Environmental Conservation 2016)</w:t>
+      <w:r>
+        <w:t xml:space="preserve">. They survey and map invasions, detecting new threats early and responding quickly before species spread</w:t>
+      </w:r>
+      <w:r>
+        <w:t xml:space="preserve"> </w:t>
+      </w:r>
+      <w:r>
+        <w:t xml:space="preserve">(</w:t>
+      </w:r>
+      <w:r>
+        <w:rPr>
+          <w:b/>
+          <w:bCs/>
+        </w:rPr>
+        <w:t xml:space="preserve">NYSDEC2016?</w:t>
+      </w:r>
+      <w:r>
+        <w:t xml:space="preserve">)</w:t>
+      </w:r>
+      <w:r>
+        <w:t xml:space="preserve">. Control and removal projects are carried out alongside habitat restoration and monitoring after treatment</w:t>
+      </w:r>
+      <w:r>
+        <w:t xml:space="preserve"> </w:t>
+      </w:r>
+      <w:r>
+        <w:t xml:space="preserve">(</w:t>
+      </w:r>
+      <w:r>
+        <w:rPr>
+          <w:b/>
+          <w:bCs/>
+        </w:rPr>
+        <w:t xml:space="preserve">NYSDEC2024?</w:t>
+      </w:r>
+      <w:r>
+        <w:t xml:space="preserve">)</w:t>
+      </w:r>
+      <w:r>
+        <w:t xml:space="preserve">. Communities are engaged through education, outreach, volunteer training, and citizen science support through the Invasive Species Research Institute, with sightings logged to iMapInvasives</w:t>
+      </w:r>
+      <w:r>
+        <w:t xml:space="preserve"> </w:t>
+      </w:r>
+      <w:r>
+        <w:t xml:space="preserve">(</w:t>
+      </w:r>
+      <w:r>
+        <w:rPr>
+          <w:b/>
+          <w:bCs/>
+        </w:rPr>
+        <w:t xml:space="preserve">NYSDEC2024?</w:t>
+      </w:r>
+      <w:r>
+        <w:t xml:space="preserve">)</w:t>
       </w:r>
       <w:r>
         <w:t xml:space="preserve">.</w:t>
@@ -725,13 +617,80 @@
         <w:pStyle w:val="FirstParagraph"/>
       </w:pPr>
       <w:r>
-        <w:t xml:space="preserve">Regional planning for invasive species management</w:t>
-      </w:r>
-      <w:r>
-        <w:t xml:space="preserve"> </w:t>
-      </w:r>
-      <w:r>
-        <w:t xml:space="preserve">(New York State Department of Environmental Conservation 2016)</w:t>
+        <w:t xml:space="preserve">PRISMs provide comprehensive regional planning for invasive species management, ensuring coordinated strategies are in place across all eight regions of New York State</w:t>
+      </w:r>
+      <w:r>
+        <w:t xml:space="preserve"> </w:t>
+      </w:r>
+      <w:r>
+        <w:t xml:space="preserve">(</w:t>
+      </w:r>
+      <w:r>
+        <w:rPr>
+          <w:b/>
+          <w:bCs/>
+        </w:rPr>
+        <w:t xml:space="preserve">NYSDEC2016?</w:t>
+      </w:r>
+      <w:r>
+        <w:t xml:space="preserve">)</w:t>
+      </w:r>
+      <w:r>
+        <w:t xml:space="preserve">. They lead early detection and rapid response efforts, minimizing the establishment and spread of new invasions</w:t>
+      </w:r>
+      <w:r>
+        <w:t xml:space="preserve"> </w:t>
+      </w:r>
+      <w:r>
+        <w:t xml:space="preserve">(</w:t>
+      </w:r>
+      <w:r>
+        <w:rPr>
+          <w:b/>
+          <w:bCs/>
+        </w:rPr>
+        <w:t xml:space="preserve">NYSDEC2016?</w:t>
+      </w:r>
+      <w:r>
+        <w:t xml:space="preserve">)</w:t>
+      </w:r>
+      <w:r>
+        <w:t xml:space="preserve">. Eradication and control projects are executed on the ground, followed by long-term habitat restoration and monitoring to track recovery</w:t>
+      </w:r>
+      <w:r>
+        <w:t xml:space="preserve"> </w:t>
+      </w:r>
+      <w:r>
+        <w:t xml:space="preserve">(</w:t>
+      </w:r>
+      <w:r>
+        <w:rPr>
+          <w:b/>
+          <w:bCs/>
+        </w:rPr>
+        <w:t xml:space="preserve">NYSDEC2024?</w:t>
+      </w:r>
+      <w:r>
+        <w:t xml:space="preserve">)</w:t>
+      </w:r>
+      <w:r>
+        <w:t xml:space="preserve">. With DEC-supported educators, PRISMs deliver targeted education and outreach to communities, raising awareness and building local capacity</w:t>
+      </w:r>
+      <w:r>
+        <w:t xml:space="preserve"> </w:t>
+      </w:r>
+      <w:r>
+        <w:t xml:space="preserve">(</w:t>
+      </w:r>
+      <w:r>
+        <w:rPr>
+          <w:b/>
+          <w:bCs/>
+        </w:rPr>
+        <w:t xml:space="preserve">NYSDEC2024?</w:t>
+      </w:r>
+      <w:r>
+        <w:t xml:space="preserve">)</w:t>
       </w:r>
     </w:p>
     <w:p>
@@ -739,13 +698,25 @@
         <w:pStyle w:val="BodyText"/>
       </w:pPr>
       <w:r>
-        <w:t xml:space="preserve">Early detection and rapid response</w:t>
-      </w:r>
-      <w:r>
-        <w:t xml:space="preserve"> </w:t>
-      </w:r>
-      <w:r>
-        <w:t xml:space="preserve">(New York State Department of Environmental Conservation 2016)</w:t>
+        <w:t xml:space="preserve">The DEC is the main state agency responsible for environmental protection in New York, and invasive species management is part of its work</w:t>
+      </w:r>
+      <w:r>
+        <w:t xml:space="preserve"> </w:t>
+      </w:r>
+      <w:r>
+        <w:t xml:space="preserve">(New York State Department of Environmental Conservation 2024)</w:t>
+      </w:r>
+      <w:r>
+        <w:t xml:space="preserve">. Because invasive species spread across boundaries, New York created PRISMs so each region can coordinate its efforts</w:t>
+      </w:r>
+      <w:r>
+        <w:t xml:space="preserve"> </w:t>
+      </w:r>
+      <w:r>
+        <w:t xml:space="preserve">(New York State Department of Environmental Conservation 2024)</w:t>
+      </w:r>
+      <w:r>
+        <w:t xml:space="preserve">.</w:t>
       </w:r>
     </w:p>
     <w:p>
@@ -753,7 +724,7 @@
         <w:pStyle w:val="BodyText"/>
       </w:pPr>
       <w:r>
-        <w:t xml:space="preserve">Eradication and control projects</w:t>
+        <w:t xml:space="preserve">The Lower Hudson PRISM (LHPRISM) covers the Lower Hudson Valley</w:t>
       </w:r>
       <w:r>
         <w:t xml:space="preserve"> </w:t>
@@ -761,13 +732,8 @@
       <w:r>
         <w:t xml:space="preserve">(New York State Department of Environmental Conservation 2024)</w:t>
       </w:r>
-    </w:p>
-    <w:p>
-      <w:pPr>
-        <w:pStyle w:val="BodyText"/>
-      </w:pPr>
-      <w:r>
-        <w:t xml:space="preserve">Education and outreach (with DEC-supported educators)</w:t>
+      <w:r>
+        <w:t xml:space="preserve">. It uses trained staff and community volunteers who go into the field, record invasive species, help with treatment projects, and upload data to a shared statewide database</w:t>
       </w:r>
       <w:r>
         <w:t xml:space="preserve"> </w:t>
@@ -775,97 +741,6 @@
       <w:r>
         <w:t xml:space="preserve">(New York State Department of Environmental Conservation 2024)</w:t>
       </w:r>
-    </w:p>
-    <w:p>
-      <w:pPr>
-        <w:pStyle w:val="BodyText"/>
-      </w:pPr>
-      <w:r>
-        <w:t xml:space="preserve">Coordination among partners</w:t>
-      </w:r>
-      <w:r>
-        <w:t xml:space="preserve"> </w:t>
-      </w:r>
-      <w:r>
-        <w:t xml:space="preserve">(New York State Department of Environmental Conservation 2016)</w:t>
-      </w:r>
-    </w:p>
-    <w:p>
-      <w:pPr>
-        <w:pStyle w:val="BodyText"/>
-      </w:pPr>
-      <w:r>
-        <w:t xml:space="preserve">Volunteer training and involvement</w:t>
-      </w:r>
-      <w:r>
-        <w:t xml:space="preserve"> </w:t>
-      </w:r>
-      <w:r>
-        <w:t xml:space="preserve">(New York State Department of Environmental Conservation 2024)</w:t>
-      </w:r>
-    </w:p>
-    <w:p>
-      <w:pPr>
-        <w:pStyle w:val="BodyText"/>
-      </w:pPr>
-      <w:r>
-        <w:t xml:space="preserve">Citizen-science support for research</w:t>
-      </w:r>
-      <w:r>
-        <w:t xml:space="preserve"> </w:t>
-      </w:r>
-      <w:r>
-        <w:t xml:space="preserve">(New York State Department of Environmental Conservation 2024)</w:t>
-      </w:r>
-    </w:p>
-    <w:p>
-      <w:pPr>
-        <w:pStyle w:val="BodyText"/>
-      </w:pPr>
-      <w:r>
-        <w:t xml:space="preserve">The DEC is the main state agency responsible for environmental protection in New York, and invasive species management is part of its work</w:t>
-      </w:r>
-      <w:r>
-        <w:t xml:space="preserve"> </w:t>
-      </w:r>
-      <w:r>
-        <w:t xml:space="preserve">(New York State Department of Environmental Conservation 2024)</w:t>
-      </w:r>
-      <w:r>
-        <w:t xml:space="preserve">. Because invasive species spread across boundaries, New York created PRISMs so each region can coordinate its efforts</w:t>
-      </w:r>
-      <w:r>
-        <w:t xml:space="preserve"> </w:t>
-      </w:r>
-      <w:r>
-        <w:t xml:space="preserve">(New York State Department of Environmental Conservation 2024)</w:t>
-      </w:r>
-      <w:r>
-        <w:t xml:space="preserve">.</w:t>
-      </w:r>
-    </w:p>
-    <w:p>
-      <w:pPr>
-        <w:pStyle w:val="BodyText"/>
-      </w:pPr>
-      <w:r>
-        <w:t xml:space="preserve">The Lower Hudson PRISM (LHPRISM) covers the Lower Hudson Valley</w:t>
-      </w:r>
-      <w:r>
-        <w:t xml:space="preserve"> </w:t>
-      </w:r>
-      <w:r>
-        <w:t xml:space="preserve">(New York State Department of Environmental Conservation 2024)</w:t>
-      </w:r>
-      <w:r>
-        <w:t xml:space="preserve">. It uses trained staff and community volunteers who go into the field, record invasive species, help with treatment projects, and upload data to a shared statewide database</w:t>
-      </w:r>
-      <w:r>
-        <w:t xml:space="preserve"> </w:t>
-      </w:r>
-      <w:r>
-        <w:t xml:space="preserve">(New York State Department of Environmental Conservation 2024)</w:t>
-      </w:r>
       <w:r>
         <w:t xml:space="preserve">. This data is used for many environmental projects in the region</w:t>
       </w:r>
@@ -873,7 +748,7 @@
         <w:t xml:space="preserve"> </w:t>
       </w:r>
       <w:r>
-        <w:t xml:space="preserve">(Finley et al. 2023)</w:t>
+        <w:t xml:space="preserve">(Finley, Dovciak, and Dean 2023)</w:t>
       </w:r>
       <w:r>
         <w:t xml:space="preserve">.</w:t>
@@ -1030,7 +905,7 @@
         <w:t xml:space="preserve"> </w:t>
       </w:r>
       <w:r>
-        <w:t xml:space="preserve">(Finley et al. 2023)</w:t>
+        <w:t xml:space="preserve">(Finley, Dovciak, and Dean 2023)</w:t>
       </w:r>
       <w:r>
         <w:t xml:space="preserve">. A species only receives a tier if it is considered to have high negative impacts</w:t>
@@ -1057,7 +932,7 @@
         <w:t xml:space="preserve"> </w:t>
       </w:r>
       <w:r>
-        <w:t xml:space="preserve">(New York Natural Heritage Program 2024; Finley et al. 2023)</w:t>
+        <w:t xml:space="preserve">(New York Natural Heritage Program 2024; Finley, Dovciak, and Dean 2023)</w:t>
       </w:r>
       <w:r>
         <w:t xml:space="preserve">.</w:t>
@@ -1083,7 +958,7 @@
         <w:t xml:space="preserve"> </w:t>
       </w:r>
       <w:r>
-        <w:t xml:space="preserve">(Finley et al. 2023)</w:t>
+        <w:t xml:space="preserve">(Finley, Dovciak, and Dean 2023)</w:t>
       </w:r>
       <w:r>
         <w:t xml:space="preserve">. This is why reporting new sightings to iMapInvasives is strongly encouraged — better data leads to better decisions</w:t>
@@ -1101,7 +976,7 @@
         <w:t xml:space="preserve"> </w:t>
       </w:r>
       <w:r>
-        <w:t xml:space="preserve">(Finley et al. 2023; New York State Department of Environmental Conservation 2024)</w:t>
+        <w:t xml:space="preserve">(Finley, Dovciak, and Dean 2023; New York State Department of Environmental Conservation 2024)</w:t>
       </w:r>
       <w:r>
         <w:t xml:space="preserve">.</w:t>
@@ -1527,14 +1402,14 @@
       </w:hyperlink>
     </w:p>
     <w:bookmarkEnd w:id="36"/>
-    <w:bookmarkStart w:id="50" w:name="section-1"/>
+    <w:bookmarkStart w:id="53" w:name="section-1"/>
     <w:p>
       <w:pPr>
         <w:pStyle w:val="Heading2"/>
       </w:pPr>
     </w:p>
-    <w:bookmarkStart w:id="49" w:name="refs"/>
-    <w:bookmarkStart w:id="37" w:name="ref-diagne2021"/>
+    <w:bookmarkStart w:id="52" w:name="refs"/>
+    <w:bookmarkStart w:id="38" w:name="ref-diagne2021"/>
     <w:p>
       <w:pPr>
         <w:pStyle w:val="Bibliography"/>
@@ -1561,246 +1436,316 @@
       <w:r>
         <w:t xml:space="preserve">.</w:t>
       </w:r>
-    </w:p>
-    <w:bookmarkEnd w:id="37"/>
-    <w:bookmarkStart w:id="38" w:name="ref-finley2023"/>
-    <w:p>
-      <w:pPr>
-        <w:pStyle w:val="Bibliography"/>
-      </w:pPr>
-      <w:r>
-        <w:t xml:space="preserve">Finley, Andrew et al. 2023.</w:t>
-      </w:r>
-      <w:r>
-        <w:t xml:space="preserve"> </w:t>
-      </w:r>
-      <w:r>
-        <w:t xml:space="preserve">“Use of iMapInvasives Data in Regional Invasive Species Management.”</w:t>
-      </w:r>
-      <w:r>
-        <w:t xml:space="preserve"> </w:t>
-      </w:r>
-      <w:r>
-        <w:rPr>
-          <w:i/>
-          <w:iCs/>
-        </w:rPr>
-        <w:t xml:space="preserve">Environmental Data Science</w:t>
-      </w:r>
-      <w:r>
-        <w:t xml:space="preserve">.</w:t>
-      </w:r>
-    </w:p>
-    <w:bookmarkEnd w:id="38"/>
-    <w:bookmarkStart w:id="39" w:name="ref-gentili2021"/>
-    <w:p>
-      <w:pPr>
-        <w:pStyle w:val="Bibliography"/>
-      </w:pPr>
-      <w:r>
-        <w:t xml:space="preserve">Gentili, Riccardo et al. 2021.</w:t>
-      </w:r>
-      <w:r>
-        <w:t xml:space="preserve"> </w:t>
-      </w:r>
-      <w:r>
-        <w:t xml:space="preserve">“Invasive Species and Their Impacts on Ecosystems.”</w:t>
-      </w:r>
-      <w:r>
-        <w:t xml:space="preserve"> </w:t>
-      </w:r>
-      <w:r>
-        <w:rPr>
-          <w:i/>
-          <w:iCs/>
-        </w:rPr>
-        <w:t xml:space="preserve">Global Ecology and Conservation</w:t>
-      </w:r>
-      <w:r>
-        <w:t xml:space="preserve">.</w:t>
-      </w:r>
-    </w:p>
-    <w:bookmarkEnd w:id="39"/>
-    <w:bookmarkStart w:id="40" w:name="ref-leung2002"/>
-    <w:p>
-      <w:pPr>
-        <w:pStyle w:val="Bibliography"/>
-      </w:pPr>
-      <w:r>
-        <w:t xml:space="preserve">Leung, Brian et al. 2002.</w:t>
-      </w:r>
-      <w:r>
-        <w:t xml:space="preserve"> </w:t>
-      </w:r>
-      <w:r>
-        <w:t xml:space="preserve">“An Ounce of Prevention or a Pound of Cure: Bioeconomic Risk Analysis of Invasive Species.”</w:t>
-      </w:r>
-      <w:r>
-        <w:t xml:space="preserve"> </w:t>
-      </w:r>
-      <w:r>
-        <w:rPr>
-          <w:i/>
-          <w:iCs/>
-        </w:rPr>
-        <w:t xml:space="preserve">Proceedings of the Royal Society B</w:t>
-      </w:r>
-      <w:r>
-        <w:t xml:space="preserve">.</w:t>
-      </w:r>
-    </w:p>
-    <w:bookmarkEnd w:id="40"/>
-    <w:bookmarkStart w:id="41" w:name="ref-mack2000"/>
-    <w:p>
-      <w:pPr>
-        <w:pStyle w:val="Bibliography"/>
-      </w:pPr>
-      <w:r>
-        <w:t xml:space="preserve">Mack, Richard N. et al. 2000.</w:t>
-      </w:r>
-      <w:r>
-        <w:t xml:space="preserve"> </w:t>
-      </w:r>
-      <w:r>
-        <w:t xml:space="preserve">“Biotic Invasions: Causes, Epidemiology, Global Consequences, and Control.”</w:t>
-      </w:r>
-      <w:r>
-        <w:t xml:space="preserve"> </w:t>
-      </w:r>
-      <w:r>
-        <w:rPr>
-          <w:i/>
-          <w:iCs/>
-        </w:rPr>
-        <w:t xml:space="preserve">Ecological Applications</w:t>
-      </w:r>
-      <w:r>
-        <w:t xml:space="preserve">.</w:t>
-      </w:r>
-    </w:p>
-    <w:bookmarkEnd w:id="41"/>
-    <w:bookmarkStart w:id="43" w:name="ref-nynhp2024"/>
-    <w:p>
-      <w:pPr>
-        <w:pStyle w:val="Bibliography"/>
-      </w:pPr>
-      <w:r>
-        <w:t xml:space="preserve">New York Natural Heritage Program. 2024.</w:t>
-      </w:r>
-      <w:r>
-        <w:t xml:space="preserve"> </w:t>
-      </w:r>
-      <w:r>
-        <w:t xml:space="preserve">“Invasive Species Tiered Ranking System.”</w:t>
-      </w:r>
-      <w:r>
-        <w:t xml:space="preserve"> </w:t>
-      </w:r>
-      <w:hyperlink r:id="rId42">
+      <w:r>
+        <w:t xml:space="preserve"> </w:t>
+      </w:r>
+      <w:hyperlink r:id="rId37">
         <w:r>
           <w:rPr>
             <w:rStyle w:val="Hyperlink"/>
           </w:rPr>
-          <w:t xml:space="preserve">https://guides.nynhp.org</w:t>
+          <w:t xml:space="preserve">https://doi.org/10.1038/s41586-021-03405-6</w:t>
         </w:r>
       </w:hyperlink>
       <w:r>
         <w:t xml:space="preserve">.</w:t>
       </w:r>
     </w:p>
-    <w:bookmarkEnd w:id="43"/>
-    <w:bookmarkStart w:id="45" w:name="ref-nysdec2016"/>
+    <w:bookmarkEnd w:id="38"/>
+    <w:bookmarkStart w:id="40" w:name="ref-finley2023"/>
     <w:p>
       <w:pPr>
         <w:pStyle w:val="Bibliography"/>
       </w:pPr>
       <w:r>
-        <w:t xml:space="preserve">New York State Department of Environmental Conservation. 2016.</w:t>
-      </w:r>
-      <w:r>
-        <w:t xml:space="preserve"> </w:t>
-      </w:r>
-      <w:r>
-        <w:t xml:space="preserve">“Partnerships for Regional Invasive Species Management (PRISM).”</w:t>
-      </w:r>
-      <w:r>
-        <w:t xml:space="preserve"> </w:t>
-      </w:r>
-      <w:hyperlink r:id="rId44">
+        <w:t xml:space="preserve">Finley, Dylan, Martin Dovciak, and Jennifer Dean. 2023.</w:t>
+      </w:r>
+      <w:r>
+        <w:t xml:space="preserve"> </w:t>
+      </w:r>
+      <w:r>
+        <w:t xml:space="preserve">“A Data-Driven Method for Prioritizing Invasive Species to Aid Policy and Management.”</w:t>
+      </w:r>
+      <w:r>
+        <w:t xml:space="preserve"> </w:t>
+      </w:r>
+      <w:r>
+        <w:rPr>
+          <w:i/>
+          <w:iCs/>
+        </w:rPr>
+        <w:t xml:space="preserve">Biological Invasions</w:t>
+      </w:r>
+      <w:r>
+        <w:t xml:space="preserve">.</w:t>
+      </w:r>
+      <w:r>
+        <w:t xml:space="preserve"> </w:t>
+      </w:r>
+      <w:hyperlink r:id="rId39">
         <w:r>
           <w:rPr>
             <w:rStyle w:val="Hyperlink"/>
           </w:rPr>
-          <w:t xml:space="preserve">https://dec.ny.gov</w:t>
+          <w:t xml:space="preserve">https://doi.org/10.1007/s10530-023-03041-3</w:t>
         </w:r>
       </w:hyperlink>
       <w:r>
         <w:t xml:space="preserve">.</w:t>
       </w:r>
     </w:p>
-    <w:bookmarkEnd w:id="45"/>
-    <w:bookmarkStart w:id="46" w:name="ref-nysdec2024"/>
+    <w:bookmarkEnd w:id="40"/>
+    <w:bookmarkStart w:id="42" w:name="ref-gentili2021"/>
     <w:p>
       <w:pPr>
         <w:pStyle w:val="Bibliography"/>
       </w:pPr>
       <w:r>
-        <w:t xml:space="preserve">———. 2024.</w:t>
-      </w:r>
-      <w:r>
-        <w:t xml:space="preserve"> </w:t>
-      </w:r>
-      <w:r>
-        <w:t xml:space="preserve">“Invasive Species Program and PRISM Information.”</w:t>
-      </w:r>
-      <w:r>
-        <w:t xml:space="preserve"> </w:t>
-      </w:r>
-      <w:hyperlink r:id="rId44">
+        <w:t xml:space="preserve">Gentili, Riccardo et al. 2021.</w:t>
+      </w:r>
+      <w:r>
+        <w:t xml:space="preserve"> </w:t>
+      </w:r>
+      <w:r>
+        <w:t xml:space="preserve">“Invasive Alien Species and Ecosystem Services: A Systematic Review.”</w:t>
+      </w:r>
+      <w:r>
+        <w:t xml:space="preserve"> </w:t>
+      </w:r>
+      <w:r>
+        <w:rPr>
+          <w:i/>
+          <w:iCs/>
+        </w:rPr>
+        <w:t xml:space="preserve">Global Ecology and Conservation</w:t>
+      </w:r>
+      <w:r>
+        <w:t xml:space="preserve">.</w:t>
+      </w:r>
+      <w:r>
+        <w:t xml:space="preserve"> </w:t>
+      </w:r>
+      <w:hyperlink r:id="rId41">
         <w:r>
           <w:rPr>
             <w:rStyle w:val="Hyperlink"/>
           </w:rPr>
-          <w:t xml:space="preserve">https://dec.ny.gov</w:t>
+          <w:t xml:space="preserve">https://doi.org/10.1016/j.gecco.2021.e01485</w:t>
         </w:r>
       </w:hyperlink>
       <w:r>
         <w:t xml:space="preserve">.</w:t>
       </w:r>
     </w:p>
-    <w:bookmarkEnd w:id="46"/>
-    <w:bookmarkStart w:id="48" w:name="ref-usda2024"/>
+    <w:bookmarkEnd w:id="42"/>
+    <w:bookmarkStart w:id="44" w:name="ref-leung2002"/>
     <w:p>
       <w:pPr>
         <w:pStyle w:val="Bibliography"/>
       </w:pPr>
       <w:r>
-        <w:t xml:space="preserve">United States Department of Agriculture. 2024.</w:t>
-      </w:r>
-      <w:r>
-        <w:t xml:space="preserve"> </w:t>
-      </w:r>
-      <w:r>
-        <w:t xml:space="preserve">“Invasive Species Overview.”</w:t>
-      </w:r>
-      <w:r>
-        <w:t xml:space="preserve"> </w:t>
-      </w:r>
-      <w:hyperlink r:id="rId47">
+        <w:t xml:space="preserve">Leung, Brian et al. 2002.</w:t>
+      </w:r>
+      <w:r>
+        <w:t xml:space="preserve"> </w:t>
+      </w:r>
+      <w:r>
+        <w:t xml:space="preserve">“An Ounce of Prevention or a Pound of Cure: Bioeconomic Risk Analysis of Invasive Species.”</w:t>
+      </w:r>
+      <w:r>
+        <w:t xml:space="preserve"> </w:t>
+      </w:r>
+      <w:r>
+        <w:rPr>
+          <w:i/>
+          <w:iCs/>
+        </w:rPr>
+        <w:t xml:space="preserve">Proceedings of the Royal Society B</w:t>
+      </w:r>
+      <w:r>
+        <w:t xml:space="preserve">.</w:t>
+      </w:r>
+      <w:r>
+        <w:t xml:space="preserve"> </w:t>
+      </w:r>
+      <w:hyperlink r:id="rId43">
         <w:r>
           <w:rPr>
             <w:rStyle w:val="Hyperlink"/>
           </w:rPr>
-          <w:t xml:space="preserve">https://www.usda.gov</w:t>
+          <w:t xml:space="preserve">https://doi.org/10.1098/rspb.2002.2179</w:t>
         </w:r>
       </w:hyperlink>
       <w:r>
         <w:t xml:space="preserve">.</w:t>
       </w:r>
     </w:p>
-    <w:bookmarkEnd w:id="48"/>
+    <w:bookmarkEnd w:id="44"/>
+    <w:bookmarkStart w:id="46" w:name="ref-mack2000"/>
+    <w:p>
+      <w:pPr>
+        <w:pStyle w:val="Bibliography"/>
+      </w:pPr>
+      <w:r>
+        <w:t xml:space="preserve">Mack, Richard N. et al. 2000.</w:t>
+      </w:r>
+      <w:r>
+        <w:t xml:space="preserve"> </w:t>
+      </w:r>
+      <w:r>
+        <w:t xml:space="preserve">“Biotic Invasions: Causes, Epidemiology, Global Consequences, and Control.”</w:t>
+      </w:r>
+      <w:r>
+        <w:t xml:space="preserve"> </w:t>
+      </w:r>
+      <w:r>
+        <w:rPr>
+          <w:i/>
+          <w:iCs/>
+        </w:rPr>
+        <w:t xml:space="preserve">Ecological Applications</w:t>
+      </w:r>
+      <w:r>
+        <w:t xml:space="preserve">.</w:t>
+      </w:r>
+      <w:r>
+        <w:t xml:space="preserve"> </w:t>
+      </w:r>
+      <w:hyperlink r:id="rId45">
+        <w:r>
+          <w:rPr>
+            <w:rStyle w:val="Hyperlink"/>
+          </w:rPr>
+          <w:t xml:space="preserve">https://doi.org/10.1890/1051-0761(2000)010[0689:BICEGC]2.0.CO;2</w:t>
+        </w:r>
+      </w:hyperlink>
+      <w:r>
+        <w:t xml:space="preserve">.</w:t>
+      </w:r>
+    </w:p>
+    <w:bookmarkEnd w:id="46"/>
+    <w:bookmarkStart w:id="47" w:name="ref-nynhp2024"/>
+    <w:p>
+      <w:pPr>
+        <w:pStyle w:val="Bibliography"/>
+      </w:pPr>
+      <w:r>
+        <w:t xml:space="preserve">New York Natural Heritage Program. 2024.</w:t>
+      </w:r>
+      <w:r>
+        <w:t xml:space="preserve"> </w:t>
+      </w:r>
+      <w:r>
+        <w:t xml:space="preserve">“Invasive Species Tiered Ranking System.”</w:t>
+      </w:r>
+      <w:r>
+        <w:t xml:space="preserve"> </w:t>
+      </w:r>
+      <w:hyperlink r:id="rId34">
+        <w:r>
+          <w:rPr>
+            <w:rStyle w:val="Hyperlink"/>
+          </w:rPr>
+          <w:t xml:space="preserve">https://www.nynhp.org/invasives/species-tiers-table/</w:t>
+        </w:r>
+      </w:hyperlink>
+      <w:r>
+        <w:t xml:space="preserve">.</w:t>
+      </w:r>
+    </w:p>
+    <w:bookmarkEnd w:id="47"/>
+    <w:bookmarkStart w:id="49" w:name="ref-nysdec2016"/>
+    <w:p>
+      <w:pPr>
+        <w:pStyle w:val="Bibliography"/>
+      </w:pPr>
+      <w:r>
+        <w:t xml:space="preserve">New York State Department of Environmental Conservation. 2016.</w:t>
+      </w:r>
+      <w:r>
+        <w:t xml:space="preserve"> </w:t>
+      </w:r>
+      <w:r>
+        <w:t xml:space="preserve">“Partnerships for Regional Invasive Species Management (PRISM).”</w:t>
+      </w:r>
+      <w:r>
+        <w:t xml:space="preserve"> </w:t>
+      </w:r>
+      <w:hyperlink r:id="rId48">
+        <w:r>
+          <w:rPr>
+            <w:rStyle w:val="Hyperlink"/>
+          </w:rPr>
+          <w:t xml:space="preserve">https://dec.ny.gov/nature/animals-fish-plants/invasive-species/resources-regulations/invasive-species-partners</w:t>
+        </w:r>
+      </w:hyperlink>
+      <w:r>
+        <w:t xml:space="preserve">.</w:t>
+      </w:r>
+    </w:p>
     <w:bookmarkEnd w:id="49"/>
+    <w:bookmarkStart w:id="50" w:name="ref-nysdec2024"/>
+    <w:p>
+      <w:pPr>
+        <w:pStyle w:val="Bibliography"/>
+      </w:pPr>
+      <w:r>
+        <w:t xml:space="preserve">———. 2024.</w:t>
+      </w:r>
+      <w:r>
+        <w:t xml:space="preserve"> </w:t>
+      </w:r>
+      <w:r>
+        <w:t xml:space="preserve">“Invasive Species.”</w:t>
+      </w:r>
+      <w:r>
+        <w:t xml:space="preserve"> </w:t>
+      </w:r>
+      <w:hyperlink r:id="rId32">
+        <w:r>
+          <w:rPr>
+            <w:rStyle w:val="Hyperlink"/>
+          </w:rPr>
+          <w:t xml:space="preserve">https://dec.ny.gov/nature/invasive-species</w:t>
+        </w:r>
+      </w:hyperlink>
+      <w:r>
+        <w:t xml:space="preserve">.</w:t>
+      </w:r>
+    </w:p>
     <w:bookmarkEnd w:id="50"/>
+    <w:bookmarkStart w:id="51" w:name="ref-usda2024"/>
+    <w:p>
+      <w:pPr>
+        <w:pStyle w:val="Bibliography"/>
+      </w:pPr>
+      <w:r>
+        <w:t xml:space="preserve">United States Department of Agriculture. 2024.</w:t>
+      </w:r>
+      <w:r>
+        <w:t xml:space="preserve"> </w:t>
+      </w:r>
+      <w:r>
+        <w:t xml:space="preserve">“Invasive Species.”</w:t>
+      </w:r>
+      <w:r>
+        <w:t xml:space="preserve"> </w:t>
+      </w:r>
+      <w:hyperlink r:id="rId31">
+        <w:r>
+          <w:rPr>
+            <w:rStyle w:val="Hyperlink"/>
+          </w:rPr>
+          <w:t xml:space="preserve">https://www.usda.gov/topics/invasive-species</w:t>
+        </w:r>
+      </w:hyperlink>
+      <w:r>
+        <w:t xml:space="preserve">.</w:t>
+      </w:r>
+    </w:p>
+    <w:bookmarkEnd w:id="51"/>
+    <w:bookmarkEnd w:id="52"/>
+    <w:bookmarkEnd w:id="53"/>
     <w:sectPr>
       <w:footnotePr>
         <w:numRestart w:val="eachSect"/>
